--- a/courts/ninth-circuit/california/state/court-of-appeal-third-district/motion-brief/usage/OUTPUT-motion-brief.docx
+++ b/courts/ninth-circuit/california/state/court-of-appeal-third-district/motion-brief/usage/OUTPUT-motion-brief.docx
@@ -669,9 +669,7 @@
         <w:t xml:space="preserve"> </w:t>
       </w:r>
       <w:r>
-        <w:t xml:space="preserve">1</w:t>
-        <w:noBreakHyphen/>
-        <w:t xml:space="preserve">10,</w:t>
+        <w:t xml:space="preserve">1-⁠10,</w:t>
       </w:r>
     </w:p>
     <w:p>
@@ -777,11 +775,7 @@
         <w:t xml:space="preserve"> </w:t>
       </w:r>
       <w:r>
-        <w:t xml:space="preserve">34</w:t>
-        <w:noBreakHyphen/>
-        <w:t xml:space="preserve">2013</w:t>
-        <w:noBreakHyphen/>
-        <w:t xml:space="preserve">80001667,</w:t>
+        <w:t xml:space="preserve">34-⁠2013-⁠80001667,</w:t>
       </w:r>
       <w:r>
         <w:t xml:space="preserve"> </w:t>
@@ -1339,11 +1333,7 @@
         <w:t xml:space="preserve"> </w:t>
       </w:r>
       <w:r>
-        <w:t xml:space="preserve">562</w:t>
-        <w:noBreakHyphen/>
-        <w:t xml:space="preserve">216</w:t>
-        <w:noBreakHyphen/>
-        <w:t xml:space="preserve">4444</w:t>
+        <w:t xml:space="preserve">562-⁠216-⁠4444</w:t>
       </w:r>
     </w:p>
     <w:p>
@@ -2713,13 +2703,7 @@
         <w:tab/>
       </w:r>
       <w:r>
-        <w:t xml:space="preserve">Records of a county commission. “California courts have taken judicial notice of the records of a county commission since counties are legal subdivisions of the state (Cal.Const., art. XI, § 1, subd. (a); Gov. Code, § 23002), but have refused to take judicial notice of the records of a municipal police department since cities are not.” (Edna Valley Assn. v. San Luis Obispo County etc. Coordinating Council (1977) 67 Cal.App.3d 444, 449</w:t>
-      </w:r>
-      <w:r>
-        <w:noBreakHyphen/>
-      </w:r>
-      <w:r>
-        <w:t xml:space="preserve">450.)</w:t>
+        <w:t xml:space="preserve">Records of a county commission. “California courts have taken judicial notice of the records of a county commission since counties are legal subdivisions of the state (Cal.Const., art. XI, § 1, subd. (a); Gov. Code, § 23002), but have refused to take judicial notice of the records of a municipal police department since cities are not.” (Edna Valley Assn. v. San Luis Obispo County etc. Coordinating Council (1977) 67 Cal.App.3d 444, 449-⁠450.)</w:t>
       </w:r>
     </w:p>
     <w:p>
@@ -3255,11 +3239,7 @@
         <w:t xml:space="preserve"> </w:t>
       </w:r>
       <w:r>
-        <w:t xml:space="preserve">34</w:t>
-        <w:noBreakHyphen/>
-        <w:t xml:space="preserve">2013</w:t>
-        <w:noBreakHyphen/>
-        <w:t xml:space="preserve">80001667</w:t>
+        <w:t xml:space="preserve">34-⁠2013-⁠80001667</w:t>
       </w:r>
     </w:p>
     <w:p>
@@ -4971,7 +4951,7 @@
     <w:qFormat/>
     <w:pPr>
       <w:keepLines/>
-      <w:spacing w:before="0" w:after="130" w:line="312" w:lineRule="exact"/>
+      <w:spacing w:before="13" w:after="130" w:line="312" w:lineRule="exact"/>
     </w:pPr>
     <w:rPr>
       <w:sz w:val="26"/>
